--- a/landing/src/content/docs/reference/layout.md.docx
+++ b/landing/src/content/docs/reference/layout.md.docx
@@ -85,6 +85,7 @@
           <w:numId w:val="1"/>
         </w:numPr>
         <w:ind w:left="720" w:hanging="360"/>
+        <w:rPr/>
       </w:pPr>
       <w:r>
         <w:rPr>
@@ -100,6 +101,7 @@
           <w:numId w:val="1"/>
         </w:numPr>
         <w:ind w:left="720" w:hanging="360"/>
+        <w:rPr/>
       </w:pPr>
       <w:r>
         <w:rPr>
@@ -115,6 +117,7 @@
           <w:numId w:val="1"/>
         </w:numPr>
         <w:ind w:left="720" w:hanging="360"/>
+        <w:rPr/>
       </w:pPr>
       <w:r>
         <w:rPr>
@@ -130,6 +133,7 @@
           <w:numId w:val="1"/>
         </w:numPr>
         <w:ind w:left="720" w:hanging="360"/>
+        <w:rPr/>
       </w:pPr>
       <w:r>
         <w:rPr>
@@ -145,6 +149,7 @@
           <w:numId w:val="1"/>
         </w:numPr>
         <w:ind w:left="720" w:hanging="360"/>
+        <w:rPr/>
       </w:pPr>
       <w:r>
         <w:rPr>
@@ -160,6 +165,7 @@
           <w:numId w:val="1"/>
         </w:numPr>
         <w:ind w:left="720" w:hanging="360"/>
+        <w:rPr/>
       </w:pPr>
       <w:r>
         <w:rPr>
@@ -175,6 +181,7 @@
           <w:numId w:val="1"/>
         </w:numPr>
         <w:ind w:left="720" w:hanging="360"/>
+        <w:rPr/>
       </w:pPr>
       <w:r>
         <w:rPr>
@@ -306,7 +313,7 @@
         <w:pStyle w:val="Heading2"/>
         <w:rPr/>
       </w:pPr>
-      <w:bookmarkStart w:colFirst="0" w:colLast="0" w:name="_k97vmqdw7o03" w:id="0"/>
+      <w:bookmarkStart w:colFirst="0" w:colLast="0" w:name="_cfeqw0mqwrhr" w:id="0"/>
       <w:bookmarkEnd w:id="0"/>
       <w:r>
         <w:rPr>
@@ -383,13 +390,18 @@
         </w:rPr>
         <w:t xml:space="preserve"> (Ctrl+N / ⌘N).</w:t>
       </w:r>
+      <w:r>
+        <w:rPr>
+          <w:rtl w:val="0"/>
+        </w:rPr>
+      </w:r>
     </w:p>
     <w:p>
       <w:pPr>
         <w:pStyle w:val="Heading2"/>
         <w:rPr/>
       </w:pPr>
-      <w:bookmarkStart w:colFirst="0" w:colLast="0" w:name="_xsto3bbgr0qt" w:id="1"/>
+      <w:bookmarkStart w:colFirst="0" w:colLast="0" w:name="_308ec9pf6s0" w:id="1"/>
       <w:bookmarkEnd w:id="1"/>
       <w:r>
         <w:rPr>
@@ -457,6 +469,7 @@
           <w:numId w:val="1"/>
         </w:numPr>
         <w:ind w:left="720" w:hanging="360"/>
+        <w:rPr/>
       </w:pPr>
       <w:r>
         <w:rPr>
@@ -480,6 +493,7 @@
           <w:numId w:val="1"/>
         </w:numPr>
         <w:ind w:left="720" w:hanging="360"/>
+        <w:rPr/>
       </w:pPr>
       <w:r>
         <w:rPr>
@@ -517,6 +531,7 @@
           <w:numId w:val="1"/>
         </w:numPr>
         <w:ind w:left="720" w:hanging="360"/>
+        <w:rPr/>
       </w:pPr>
       <w:r>
         <w:rPr>
@@ -540,6 +555,7 @@
           <w:numId w:val="1"/>
         </w:numPr>
         <w:ind w:left="720" w:hanging="360"/>
+        <w:rPr/>
       </w:pPr>
       <w:r>
         <w:rPr>
@@ -576,6 +592,7 @@
           <w:numId w:val="1"/>
         </w:numPr>
         <w:ind w:left="720" w:hanging="360"/>
+        <w:rPr/>
       </w:pPr>
       <w:r>
         <w:rPr>
@@ -599,6 +616,7 @@
           <w:numId w:val="1"/>
         </w:numPr>
         <w:ind w:left="720" w:hanging="360"/>
+        <w:rPr/>
       </w:pPr>
       <w:r>
         <w:rPr>
@@ -622,6 +640,7 @@
           <w:numId w:val="1"/>
         </w:numPr>
         <w:ind w:left="720" w:hanging="360"/>
+        <w:rPr/>
       </w:pPr>
       <w:r>
         <w:rPr>
@@ -645,6 +664,7 @@
           <w:numId w:val="1"/>
         </w:numPr>
         <w:ind w:left="720" w:hanging="360"/>
+        <w:rPr/>
       </w:pPr>
       <w:r>
         <w:rPr>
@@ -660,6 +680,7 @@
           <w:numId w:val="1"/>
         </w:numPr>
         <w:ind w:left="720" w:hanging="360"/>
+        <w:rPr/>
       </w:pPr>
       <w:r>
         <w:rPr>
@@ -688,7 +709,7 @@
         <w:pStyle w:val="Heading3"/>
         <w:rPr/>
       </w:pPr>
-      <w:bookmarkStart w:colFirst="0" w:colLast="0" w:name="_qu39yqj65p35" w:id="2"/>
+      <w:bookmarkStart w:colFirst="0" w:colLast="0" w:name="_kg3yazk7vyrh" w:id="2"/>
       <w:bookmarkEnd w:id="2"/>
       <w:r>
         <w:rPr>
@@ -892,13 +913,18 @@
         </w:rPr>
         <w:t xml:space="preserve">, and Settings → About → Docs).</w:t>
       </w:r>
+      <w:r>
+        <w:rPr>
+          <w:rtl w:val="0"/>
+        </w:rPr>
+      </w:r>
     </w:p>
     <w:p>
       <w:pPr>
         <w:pStyle w:val="Heading3"/>
         <w:rPr/>
       </w:pPr>
-      <w:bookmarkStart w:colFirst="0" w:colLast="0" w:name="_6wwwp1ire6aw" w:id="3"/>
+      <w:bookmarkStart w:colFirst="0" w:colLast="0" w:name="_md7wsq732lx2" w:id="3"/>
       <w:bookmarkEnd w:id="3"/>
       <w:r>
         <w:rPr>
@@ -1023,7 +1049,7 @@
         <w:pStyle w:val="Heading2"/>
         <w:rPr/>
       </w:pPr>
-      <w:bookmarkStart w:colFirst="0" w:colLast="0" w:name="_wnlvn3yo4ca7" w:id="4"/>
+      <w:bookmarkStart w:colFirst="0" w:colLast="0" w:name="_he46yx1h2jht" w:id="4"/>
       <w:bookmarkEnd w:id="4"/>
       <w:r>
         <w:rPr>
@@ -1164,13 +1190,18 @@
         </w:rPr>
         <w:t xml:space="preserve"> (Ctrl+M / ⌘M).</w:t>
       </w:r>
+      <w:r>
+        <w:rPr>
+          <w:rtl w:val="0"/>
+        </w:rPr>
+      </w:r>
     </w:p>
     <w:p>
       <w:pPr>
         <w:pStyle w:val="Heading2"/>
         <w:rPr/>
       </w:pPr>
-      <w:bookmarkStart w:colFirst="0" w:colLast="0" w:name="_iuq3khnrwhjs" w:id="5"/>
+      <w:bookmarkStart w:colFirst="0" w:colLast="0" w:name="_k9ha91xl3vem" w:id="5"/>
       <w:bookmarkEnd w:id="5"/>
       <w:r>
         <w:rPr>
@@ -1222,6 +1253,7 @@
           <w:numId w:val="1"/>
         </w:numPr>
         <w:ind w:left="720" w:hanging="360"/>
+        <w:rPr/>
       </w:pPr>
       <w:r>
         <w:rPr>
@@ -1245,6 +1277,7 @@
           <w:numId w:val="1"/>
         </w:numPr>
         <w:ind w:left="720" w:hanging="360"/>
+        <w:rPr/>
       </w:pPr>
       <w:r>
         <w:rPr>
@@ -1268,6 +1301,7 @@
           <w:numId w:val="1"/>
         </w:numPr>
         <w:ind w:left="720" w:hanging="360"/>
+        <w:rPr/>
       </w:pPr>
       <w:r>
         <w:rPr>
@@ -1291,6 +1325,7 @@
           <w:numId w:val="1"/>
         </w:numPr>
         <w:ind w:left="720" w:hanging="360"/>
+        <w:rPr/>
       </w:pPr>
       <w:r>
         <w:rPr>
@@ -1314,6 +1349,7 @@
           <w:numId w:val="1"/>
         </w:numPr>
         <w:ind w:left="720" w:hanging="360"/>
+        <w:rPr/>
       </w:pPr>
       <w:r>
         <w:rPr>
@@ -1351,6 +1387,7 @@
           <w:numId w:val="1"/>
         </w:numPr>
         <w:ind w:left="720" w:hanging="360"/>
+        <w:rPr/>
       </w:pPr>
       <w:r>
         <w:rPr>
